--- a/cv-jmpvr-pt.docx
+++ b/cv-jmpvr-pt.docx
@@ -2,7 +2,7 @@
 <file path=word/document.xml><?xml version="1.0" encoding="utf-8"?>
 <w:document xmlns:w="http://schemas.openxmlformats.org/wordprocessingml/2006/main" xmlns:m="http://schemas.openxmlformats.org/officeDocument/2006/math" xmlns:r="http://schemas.openxmlformats.org/officeDocument/2006/relationships" xmlns:o="urn:schemas-microsoft-com:office:office" xmlns:v="urn:schemas-microsoft-com:vml" xmlns:w10="urn:schemas-microsoft-com:office:word" xmlns:a="http://schemas.openxmlformats.org/drawingml/2006/main" xmlns:pic="http://schemas.openxmlformats.org/drawingml/2006/picture" xmlns:wp="http://schemas.openxmlformats.org/drawingml/2006/wordprocessingDrawing">
   <w:body>
-    <w:bookmarkStart w:id="33" w:name="curriculum-vitae"/>
+    <w:bookmarkStart w:id="34" w:name="curriculum-vitae"/>
     <w:p>
       <w:pPr>
         <w:pStyle w:val="Heading1"/>
@@ -185,7 +185,7 @@
     </w:p>
     <w:bookmarkEnd w:id="22"/>
     <w:bookmarkEnd w:id="23"/>
-    <w:bookmarkStart w:id="26" w:name="experiência-profissional"/>
+    <w:bookmarkStart w:id="27" w:name="experiência-profissional"/>
     <w:p>
       <w:pPr>
         <w:pStyle w:val="Heading2"/>
@@ -262,8 +262,42 @@
       </w:r>
     </w:p>
     <w:bookmarkEnd w:id="25"/>
+    <w:bookmarkStart w:id="26" w:name="jurista---grupo-xxi"/>
+    <w:p>
+      <w:pPr>
+        <w:pStyle w:val="Heading3"/>
+      </w:pPr>
+      <w:r>
+        <w:t xml:space="preserve">Jurista - Grupo XXI</w:t>
+      </w:r>
+    </w:p>
+    <w:p>
+      <w:pPr>
+        <w:pStyle w:val="FirstParagraph"/>
+      </w:pPr>
+      <w:r>
+        <w:rPr>
+          <w:bCs/>
+          <w:b/>
+        </w:rPr>
+        <w:t xml:space="preserve">Período:</w:t>
+      </w:r>
+      <w:r>
+        <w:t xml:space="preserve"> </w:t>
+      </w:r>
+      <w:r>
+        <w:t xml:space="preserve">Setembro de 2026 - o momento (até Março de 2027)</w:t>
+      </w:r>
+      <w:r>
+        <w:t xml:space="preserve"> </w:t>
+      </w:r>
+      <w:r>
+        <w:t xml:space="preserve">- Experiência essencialmente em Direito Laboral, Direito Imobiliário, Proteção de Dados, Meios Alternativos de Resolução de Litígios;</w:t>
+      </w:r>
+    </w:p>
     <w:bookmarkEnd w:id="26"/>
-    <w:bookmarkStart w:id="27" w:name="certificações-e-formação-complementar"/>
+    <w:bookmarkEnd w:id="27"/>
+    <w:bookmarkStart w:id="28" w:name="certificações-e-formação-complementar"/>
     <w:p>
       <w:pPr>
         <w:pStyle w:val="Heading2"/>
@@ -327,11 +361,77 @@
         <w:pStyle w:val="Compact"/>
       </w:pPr>
       <w:r>
-        <w:t xml:space="preserve">Curso Intensivo de Arrendamento Urbano e Despejo</w:t>
-      </w:r>
-    </w:p>
-    <w:bookmarkEnd w:id="27"/>
-    <w:bookmarkStart w:id="28" w:name="competências-jurídicas"/>
+        <w:t xml:space="preserve">Curso Intensivo de Arrendamento Urbano e Despejo pelo CIDP</w:t>
+      </w:r>
+    </w:p>
+    <w:p>
+      <w:pPr>
+        <w:numPr>
+          <w:ilvl w:val="0"/>
+          <w:numId w:val="1001"/>
+        </w:numPr>
+        <w:pStyle w:val="Compact"/>
+      </w:pPr>
+      <w:r>
+        <w:rPr>
+          <w:bCs/>
+          <w:b/>
+        </w:rPr>
+        <w:t xml:space="preserve">Pós-Graduação:</w:t>
+      </w:r>
+      <w:r>
+        <w:t xml:space="preserve"> </w:t>
+      </w:r>
+      <w:r>
+        <w:t xml:space="preserve">Pós-Graduação em Direito Imobiliário na Universidade Católica Portuguesa (em curso até fevereiro de 2027)</w:t>
+      </w:r>
+    </w:p>
+    <w:p>
+      <w:pPr>
+        <w:numPr>
+          <w:ilvl w:val="0"/>
+          <w:numId w:val="1001"/>
+        </w:numPr>
+        <w:pStyle w:val="Compact"/>
+      </w:pPr>
+      <w:r>
+        <w:rPr>
+          <w:bCs/>
+          <w:b/>
+        </w:rPr>
+        <w:t xml:space="preserve">Pós-Graduação:</w:t>
+      </w:r>
+      <w:r>
+        <w:t xml:space="preserve"> </w:t>
+      </w:r>
+      <w:r>
+        <w:t xml:space="preserve">Pós Graduação em Fintech pelo Centro de investigação de direito Privado (CIDP) (a iniciar em janeiro de 2027 e terminar em Julho de 2027)</w:t>
+      </w:r>
+    </w:p>
+    <w:p>
+      <w:pPr>
+        <w:numPr>
+          <w:ilvl w:val="0"/>
+          <w:numId w:val="1001"/>
+        </w:numPr>
+        <w:pStyle w:val="Compact"/>
+      </w:pPr>
+      <w:r>
+        <w:rPr>
+          <w:bCs/>
+          <w:b/>
+        </w:rPr>
+        <w:t xml:space="preserve">Mestrado em Direito e Ciência Jurídica Laboral:</w:t>
+      </w:r>
+      <w:r>
+        <w:t xml:space="preserve"> </w:t>
+      </w:r>
+      <w:r>
+        <w:t xml:space="preserve">(em curso)</w:t>
+      </w:r>
+    </w:p>
+    <w:bookmarkEnd w:id="28"/>
+    <w:bookmarkStart w:id="29" w:name="competências-jurídicas"/>
     <w:p>
       <w:pPr>
         <w:pStyle w:val="Heading2"/>
@@ -349,7 +449,7 @@
         <w:pStyle w:val="Compact"/>
       </w:pPr>
       <w:r>
-        <w:t xml:space="preserve">Direitos Reais</w:t>
+        <w:t xml:space="preserve">Direito Imobiliário</w:t>
       </w:r>
     </w:p>
     <w:p>
@@ -373,7 +473,7 @@
         <w:pStyle w:val="Compact"/>
       </w:pPr>
       <w:r>
-        <w:t xml:space="preserve">Urbanismo</w:t>
+        <w:t xml:space="preserve">Direito do Urbanismo</w:t>
       </w:r>
     </w:p>
     <w:p>
@@ -385,7 +485,7 @@
         <w:pStyle w:val="Compact"/>
       </w:pPr>
       <w:r>
-        <w:t xml:space="preserve">Direito Administrativo</w:t>
+        <w:t xml:space="preserve">Contratação Pública</w:t>
       </w:r>
     </w:p>
     <w:p>
@@ -397,7 +497,7 @@
         <w:pStyle w:val="Compact"/>
       </w:pPr>
       <w:r>
-        <w:t xml:space="preserve">Contratação Pública</w:t>
+        <w:t xml:space="preserve">Direito das Sucessões</w:t>
       </w:r>
     </w:p>
     <w:p>
@@ -409,23 +509,11 @@
         <w:pStyle w:val="Compact"/>
       </w:pPr>
       <w:r>
-        <w:t xml:space="preserve">Direito das Sucessões</w:t>
-      </w:r>
-    </w:p>
-    <w:p>
-      <w:pPr>
-        <w:numPr>
-          <w:ilvl w:val="0"/>
-          <w:numId w:val="1002"/>
-        </w:numPr>
-        <w:pStyle w:val="Compact"/>
-      </w:pPr>
-      <w:r>
         <w:t xml:space="preserve">Direito Laboral</w:t>
       </w:r>
     </w:p>
-    <w:bookmarkEnd w:id="28"/>
-    <w:bookmarkStart w:id="29" w:name="moot-courts"/>
+    <w:bookmarkEnd w:id="29"/>
+    <w:bookmarkStart w:id="30" w:name="moot-courts"/>
     <w:p>
       <w:pPr>
         <w:pStyle w:val="Heading2"/>
@@ -470,8 +558,8 @@
         <w:t xml:space="preserve">Moot Court de Direito Internacional Público e IA</w:t>
       </w:r>
     </w:p>
-    <w:bookmarkEnd w:id="29"/>
-    <w:bookmarkStart w:id="30" w:name="idiomas"/>
+    <w:bookmarkEnd w:id="30"/>
+    <w:bookmarkStart w:id="31" w:name="idiomas"/>
     <w:p>
       <w:pPr>
         <w:pStyle w:val="Heading2"/>
@@ -556,8 +644,8 @@
         <w:t xml:space="preserve">: A2</w:t>
       </w:r>
     </w:p>
-    <w:bookmarkEnd w:id="30"/>
-    <w:bookmarkStart w:id="31" w:name="interesses"/>
+    <w:bookmarkEnd w:id="31"/>
+    <w:bookmarkStart w:id="32" w:name="interesses"/>
     <w:p>
       <w:pPr>
         <w:pStyle w:val="Heading2"/>
@@ -658,8 +746,8 @@
         <w:t xml:space="preserve">24 países visitados</w:t>
       </w:r>
     </w:p>
-    <w:bookmarkEnd w:id="31"/>
-    <w:bookmarkStart w:id="32" w:name="projetos-e-planos-futuros"/>
+    <w:bookmarkEnd w:id="32"/>
+    <w:bookmarkStart w:id="33" w:name="projetos-e-planos-futuros"/>
     <w:p>
       <w:pPr>
         <w:pStyle w:val="Heading2"/>
@@ -681,13 +769,13 @@
           <w:bCs/>
           <w:b/>
         </w:rPr>
-        <w:t xml:space="preserve">Mestrado em Direito e Ciência Jurídica Laboral:</w:t>
+        <w:t xml:space="preserve">Desenvolvimento Linguístico:</w:t>
       </w:r>
       <w:r>
         <w:t xml:space="preserve"> </w:t>
       </w:r>
       <w:r>
-        <w:t xml:space="preserve">a iniciar em setembro</w:t>
+        <w:t xml:space="preserve">Desenvolver competências linguísticas em Espanhol e Alemão</w:t>
       </w:r>
     </w:p>
     <w:p>
@@ -703,13 +791,13 @@
           <w:bCs/>
           <w:b/>
         </w:rPr>
-        <w:t xml:space="preserve">Desenvolvimento Linguístico:</w:t>
+        <w:t xml:space="preserve">Pós-Graduação:</w:t>
       </w:r>
       <w:r>
         <w:t xml:space="preserve"> </w:t>
       </w:r>
       <w:r>
-        <w:t xml:space="preserve">Desenvolver competências linguísticas em Espanhol e Alemão</w:t>
+        <w:t xml:space="preserve">Pós-Graduação em Proteção de Dados (iniciar no próximo ano)</w:t>
       </w:r>
     </w:p>
     <w:p>
@@ -731,7 +819,7 @@
         <w:t xml:space="preserve"> </w:t>
       </w:r>
       <w:r>
-        <w:t xml:space="preserve">Pós-Graduação em Direito Imobiliário (a iniciar em setembro de 2026 e terminar em fevereiro de 2027)</w:t>
+        <w:t xml:space="preserve">Alguns módulos avulso de Pós-Graduação em Law Enforcement, Compliance e Responsabilidade Empresarial</w:t>
       </w:r>
     </w:p>
     <w:p>
@@ -753,7 +841,7 @@
         <w:t xml:space="preserve"> </w:t>
       </w:r>
       <w:r>
-        <w:t xml:space="preserve">Pós Graduação em Fintech (a iniciar em janeiro de 2027 e terminar em Julho de 2027)</w:t>
+        <w:t xml:space="preserve">Pós-Graduação em Direito Bancário (iniciar no próximo ano)</w:t>
       </w:r>
     </w:p>
     <w:p>
@@ -775,7 +863,7 @@
         <w:t xml:space="preserve"> </w:t>
       </w:r>
       <w:r>
-        <w:t xml:space="preserve">Pós-Graduação em Proteção de Dados</w:t>
+        <w:t xml:space="preserve">Pós-Graduação em Direito do Urbanismo e Ordenamento do Território</w:t>
       </w:r>
     </w:p>
     <w:p>
@@ -797,55 +885,11 @@
         <w:t xml:space="preserve"> </w:t>
       </w:r>
       <w:r>
-        <w:t xml:space="preserve">Pós-Graduação em Law Enforcement, Compliance e Responsabilidade Empresarial</w:t>
-      </w:r>
-    </w:p>
-    <w:p>
-      <w:pPr>
-        <w:numPr>
-          <w:ilvl w:val="0"/>
-          <w:numId w:val="1006"/>
-        </w:numPr>
-        <w:pStyle w:val="Compact"/>
-      </w:pPr>
-      <w:r>
-        <w:rPr>
-          <w:bCs/>
-          <w:b/>
-        </w:rPr>
-        <w:t xml:space="preserve">Pós-Graduação:</w:t>
-      </w:r>
-      <w:r>
-        <w:t xml:space="preserve"> </w:t>
-      </w:r>
-      <w:r>
-        <w:t xml:space="preserve">Pós-Graduação em Direito do Urbanismo e Ordenamento do Território</w:t>
-      </w:r>
-    </w:p>
-    <w:p>
-      <w:pPr>
-        <w:numPr>
-          <w:ilvl w:val="0"/>
-          <w:numId w:val="1006"/>
-        </w:numPr>
-        <w:pStyle w:val="Compact"/>
-      </w:pPr>
-      <w:r>
-        <w:rPr>
-          <w:bCs/>
-          <w:b/>
-        </w:rPr>
-        <w:t xml:space="preserve">Pós-Graduação:</w:t>
-      </w:r>
-      <w:r>
-        <w:t xml:space="preserve"> </w:t>
-      </w:r>
-      <w:r>
         <w:t xml:space="preserve">Pós-Graduação em Direito do Desporto</w:t>
       </w:r>
     </w:p>
-    <w:bookmarkEnd w:id="32"/>
     <w:bookmarkEnd w:id="33"/>
+    <w:bookmarkEnd w:id="34"/>
     <w:sectPr>
       <w:pgMar w:bottom="1080" w:left="1080" w:right="1080" w:top="1080"/>
     </w:sectPr>
